--- a/backend/templates/docx/AM_AI_SAFE_FAIRA_Report_TEMPLATE_v0.49_20260203.docx
+++ b/backend/templates/docx/AM_AI_SAFE_FAIRA_Report_TEMPLATE_v0.49_20260203.docx
@@ -7368,21 +7368,23 @@
           <w:highlight w:val="yellow"/>
           <w:lang w:val="en-AU"/>
         </w:rPr>
-        <w:t>{%</w:t>
-      </w:r>
-      <w:r>
+        <w:t>{%p if "not currently tracked" in faira_form.A4_4 %}</w:t>
+      </w:r>
+    </w:p>
+    <w:p>
+      <w:pPr>
+        <w:spacing w:before="60" w:after="60"/>
         <w:rPr>
           <w:highlight w:val="yellow"/>
           <w:lang w:val="en-AU"/>
         </w:rPr>
-        <w:t>p</w:t>
-      </w:r>
+      </w:pPr>
       <w:r>
         <w:rPr>
           <w:highlight w:val="yellow"/>
           <w:lang w:val="en-AU"/>
         </w:rPr>
-        <w:t xml:space="preserve"> if "not currently tracked" in faira_form.A4_4 %}</w:t>
+        <w:t>AI outputs are not consistently tracked or recorded across the system. Existing arrangements are limited to {{ faira_form.A4_4 | reject("equalto", "not currently tracked") | format_list if faira_form.A4_4 | length &gt; 1 else "ad hoc or manual practices" }}, and the absence of comprehensive tracking has been identified as a governance and assurance risk.</w:t>
       </w:r>
     </w:p>
     <w:p>
@@ -7398,7 +7400,7 @@
           <w:highlight w:val="yellow"/>
           <w:lang w:val="en-AU"/>
         </w:rPr>
-        <w:t>AI outputs are not consistently tracked or recorded across the system. Existing arrangements are limited to {{ faira_form.A4_4 | reject("equalto", "not currently tracked") | format_list if faira_form.A4_4 | length &gt; 1 else "ad hoc or manual practices" }}, and the absence of comprehensive tracking has been identified as a governance and assurance risk.</w:t>
+        <w:t>{%p else %}</w:t>
       </w:r>
     </w:p>
     <w:p>
@@ -7414,21 +7416,248 @@
           <w:highlight w:val="yellow"/>
           <w:lang w:val="en-AU"/>
         </w:rPr>
-        <w:t>{%</w:t>
-      </w:r>
+        <w:t>AI outputs are tracked and recorded using {{ faira_form.A4_4 | format_list }}, providing an audit trail to support review, assurance, and accountability over time.</w:t>
+      </w:r>
+    </w:p>
+    <w:p>
+      <w:pPr>
+        <w:spacing w:before="60" w:after="60"/>
+        <w:rPr>
+          <w:lang w:val="en-AU"/>
+        </w:rPr>
+      </w:pPr>
       <w:r>
         <w:rPr>
           <w:highlight w:val="yellow"/>
           <w:lang w:val="en-AU"/>
         </w:rPr>
-        <w:t>p</w:t>
-      </w:r>
-      <w:r>
+        <w:t>{%p endif %}</w:t>
+      </w:r>
+    </w:p>
+    <w:p>
+      <w:pPr>
+        <w:spacing w:before="60" w:after="60"/>
+        <w:rPr>
+          <w:lang w:val="en-AU"/>
+        </w:rPr>
+      </w:pPr>
+      <w:r>
+        <w:rPr>
+          <w:lang w:val="en-AU"/>
+        </w:rPr>
+        <w:t>{%p if faira_form.A4_5 == "Yes" %}</w:t>
+      </w:r>
+    </w:p>
+    <w:p>
+      <w:pPr>
+        <w:spacing w:before="60" w:after="60"/>
+        <w:rPr>
+          <w:lang w:val="en-AU"/>
+        </w:rPr>
+      </w:pPr>
+      <w:r>
+        <w:rPr>
+          <w:lang w:val="en-AU"/>
+        </w:rPr>
+        <w:t>The assessment indicates that AI outputs may be accessible in ways that could lead to unauthorised access. Relevant scenarios include {{ faira_form.A4_5_scenarios | format_list }}.</w:t>
+      </w:r>
+    </w:p>
+    <w:p>
+      <w:pPr>
+        <w:spacing w:before="60" w:after="60"/>
+        <w:rPr>
+          <w:lang w:val="en-AU"/>
+        </w:rPr>
+      </w:pPr>
+      <w:r>
+        <w:rPr>
+          <w:lang w:val="en-AU"/>
+        </w:rPr>
+        <w:t>{%p else %}</w:t>
+      </w:r>
+    </w:p>
+    <w:p>
+      <w:pPr>
+        <w:spacing w:before="60" w:after="60"/>
+        <w:rPr>
+          <w:lang w:val="en-AU"/>
+        </w:rPr>
+      </w:pPr>
+      <w:r>
+        <w:rPr>
+          <w:lang w:val="en-AU"/>
+        </w:rPr>
+        <w:t>The assessment indicates that unauthorised access to AI outputs has not been identified within the scope of this assessment.</w:t>
+      </w:r>
+    </w:p>
+    <w:p>
+      <w:pPr>
+        <w:spacing w:before="60" w:after="60"/>
+        <w:rPr>
+          <w:lang w:val="en-AU"/>
+        </w:rPr>
+      </w:pPr>
+      <w:r>
+        <w:rPr>
+          <w:lang w:val="en-AU"/>
+        </w:rPr>
+        <w:t>{%p endif %}</w:t>
+      </w:r>
+    </w:p>
+    <w:p>
+      <w:pPr>
+        <w:spacing w:before="60" w:after="60"/>
+        <w:rPr>
+          <w:lang w:val="en-AU"/>
+        </w:rPr>
+      </w:pPr>
+      <w:r>
+        <w:rPr>
+          <w:lang w:val="en-AU"/>
+        </w:rPr>
+        <w:t>{%p if faira_form.A4_6 == "Yes" %}</w:t>
+      </w:r>
+    </w:p>
+    <w:p>
+      <w:pPr>
+        <w:spacing w:before="60" w:after="60"/>
+        <w:rPr>
+          <w:lang w:val="en-AU"/>
+        </w:rPr>
+      </w:pPr>
+      <w:r>
+        <w:rPr>
+          <w:lang w:val="en-AU"/>
+        </w:rPr>
+        <w:t>The AI outputs have been identified as potentially including regulated or sensitive information. The categories of regulated or sensitive data involved include {{ faira_form.A4_6_data_types | format_list }}.</w:t>
+      </w:r>
+    </w:p>
+    <w:p>
+      <w:pPr>
+        <w:spacing w:before="60" w:after="60"/>
+        <w:rPr>
+          <w:lang w:val="en-AU"/>
+        </w:rPr>
+      </w:pPr>
+      <w:r>
+        <w:rPr>
+          <w:lang w:val="en-AU"/>
+        </w:rPr>
+        <w:t>{%p else %}</w:t>
+      </w:r>
+    </w:p>
+    <w:p>
+      <w:pPr>
+        <w:spacing w:before="60" w:after="60"/>
+        <w:rPr>
+          <w:lang w:val="en-AU"/>
+        </w:rPr>
+      </w:pPr>
+      <w:r>
+        <w:rPr>
+          <w:lang w:val="en-AU"/>
+        </w:rPr>
+        <w:t>The AI outputs have not been identified as including regulated or sensitive information.</w:t>
+      </w:r>
+    </w:p>
+    <w:p>
+      <w:pPr>
+        <w:spacing w:before="60" w:after="60"/>
+        <w:rPr>
+          <w:lang w:val="en-AU"/>
+        </w:rPr>
+      </w:pPr>
+      <w:r>
+        <w:rPr>
+          <w:lang w:val="en-AU"/>
+        </w:rPr>
+        <w:t>{%p endif %}</w:t>
+      </w:r>
+    </w:p>
+    <w:p>
+      <w:pPr>
+        <w:spacing w:before="60" w:after="60"/>
+      </w:pPr>
+      <w:r>
+        <w:t>{%p if faira_form.A4_7 == "Yes" %}</w:t>
+      </w:r>
+    </w:p>
+    <w:p>
+      <w:pPr>
+        <w:spacing w:before="60" w:after="60"/>
+      </w:pPr>
+      <w:r>
+        <w:t>The assessment indicates that AI outputs may contain personally identifiable information (PII). The PII categories identified include {{ faira_form.A4_7_pii_types | format_list if faira_form.A4_7_pii_types else "type(s) not specified" }}. Access to outputs containing PII is described as {{ faira_form.A4_7_access_scope if faira_form.A4_7_access_scope else "not specified" }}. Controls limiting access to outputs containing PII include {{ faira_form.A4_7_access_controls | format_list if faira_form.A4_7_access_controls else "control(s) not specified" }}.</w:t>
+      </w:r>
+    </w:p>
+    <w:p>
+      <w:pPr>
+        <w:spacing w:before="60" w:after="60"/>
+      </w:pPr>
+      <w:r>
+        <w:t>{% if faira_form.A4_7_notes %}. Additional notes: {{ faira_form.A4_7_notes }}.</w:t>
+      </w:r>
+    </w:p>
+    <w:p>
+      <w:pPr>
+        <w:spacing w:before="60" w:after="60"/>
+      </w:pPr>
+      <w:r>
+        <w:t>{% endif %}</w:t>
+      </w:r>
+    </w:p>
+    <w:p>
+      <w:pPr>
+        <w:spacing w:before="60" w:after="60"/>
+      </w:pPr>
+      <w:r>
+        <w:t>{%p else %}</w:t>
+      </w:r>
+    </w:p>
+    <w:p>
+      <w:pPr>
+        <w:spacing w:before="60" w:after="60"/>
+      </w:pPr>
+      <w:r>
+        <w:t>The assessment indicates that AI outputs are not expected to contain personally identifiable information (PII).</w:t>
+      </w:r>
+    </w:p>
+    <w:p>
+      <w:pPr>
+        <w:spacing w:before="60" w:after="60"/>
+      </w:pPr>
+      <w:r>
+        <w:t>{%p endif %}</w:t>
+      </w:r>
+    </w:p>
+    <w:p>
+      <w:pPr>
+        <w:spacing w:before="60" w:after="60"/>
+      </w:pPr>
+      <w:r>
+        <w:t>{%p if faira_form.A4_8 == "Yes" %}</w:t>
+      </w:r>
+    </w:p>
+    <w:p>
+      <w:pPr>
+        <w:spacing w:before="60" w:after="60"/>
+      </w:pPr>
+      <w:r>
+        <w:t xml:space="preserve">The assessment indicates that AI outputs may directly trigger actions with legal or regulatory effect. The types of actions identified include {{ faira_form.A4_8_action_types | format_list if faira_form.A4_8_action_types else "type(s) not specified" }}. </w:t>
+      </w:r>
+    </w:p>
+    <w:p>
+      <w:pPr>
+        <w:spacing w:before="60" w:after="60"/>
         <w:rPr>
           <w:highlight w:val="yellow"/>
-          <w:lang w:val="en-AU"/>
-        </w:rPr>
-        <w:t xml:space="preserve"> else %}</w:t>
+        </w:rPr>
+      </w:pPr>
+      <w:r>
+        <w:rPr>
+          <w:highlight w:val="yellow"/>
+        </w:rPr>
+        <w:t>{%p if faira_form.A4_8_trigger_pathway == "automatically triggered (no human review)" %}</w:t>
       </w:r>
     </w:p>
     <w:p>
@@ -7436,84 +7665,81 @@
         <w:spacing w:before="60" w:after="60"/>
         <w:rPr>
           <w:highlight w:val="yellow"/>
-          <w:lang w:val="en-AU"/>
         </w:rPr>
       </w:pPr>
       <w:r>
         <w:rPr>
           <w:highlight w:val="yellow"/>
-          <w:lang w:val="en-AU"/>
-        </w:rPr>
-        <w:t>AI outputs are tracked and recorded using {{ faira_form.A4_4 | format_list }}, providing an audit trail to support review, assurance, and accountability over time.</w:t>
+        </w:rPr>
+        <w:t>These actions are automatically initiated based on AI outputs, without human review or approval prior to execution. This pathway concentrates accountability and contestability risk within system design and governance controls.</w:t>
       </w:r>
     </w:p>
     <w:p>
       <w:pPr>
         <w:spacing w:before="60" w:after="60"/>
         <w:rPr>
-          <w:lang w:val="en-AU"/>
-        </w:rPr>
-      </w:pPr>
-      <w:r>
-        <w:rPr>
           <w:highlight w:val="yellow"/>
-          <w:lang w:val="en-AU"/>
-        </w:rPr>
-        <w:t>{%</w:t>
-      </w:r>
+        </w:rPr>
+      </w:pPr>
       <w:r>
         <w:rPr>
           <w:highlight w:val="yellow"/>
-          <w:lang w:val="en-AU"/>
-        </w:rPr>
-        <w:t>p</w:t>
-      </w:r>
-      <w:r>
+        </w:rPr>
+        <w:t>{%p elif faira_form.A4_8_trigger_pathway == "automatically triggered after human approval" %}</w:t>
+      </w:r>
+    </w:p>
+    <w:p>
+      <w:pPr>
+        <w:spacing w:before="60" w:after="60"/>
         <w:rPr>
           <w:highlight w:val="yellow"/>
-          <w:lang w:val="en-AU"/>
-        </w:rPr>
-        <w:t xml:space="preserve"> endif %}</w:t>
+        </w:rPr>
+      </w:pPr>
+      <w:r>
+        <w:rPr>
+          <w:highlight w:val="yellow"/>
+        </w:rPr>
+        <w:t>These actions are automatically initiated following explicit human approval of AI outputs, establishing a human-in-the-loop control prior to execution.</w:t>
       </w:r>
     </w:p>
     <w:p>
       <w:pPr>
         <w:spacing w:before="60" w:after="60"/>
         <w:rPr>
-          <w:lang w:val="en-AU"/>
-        </w:rPr>
-      </w:pPr>
-      <w:r>
-        <w:rPr>
-          <w:lang w:val="en-AU"/>
-        </w:rPr>
-        <w:t>{%p if faira_form.A4_5 == "Yes" %}</w:t>
+          <w:highlight w:val="yellow"/>
+        </w:rPr>
+      </w:pPr>
+      <w:r>
+        <w:rPr>
+          <w:highlight w:val="yellow"/>
+        </w:rPr>
+        <w:t>{%p elif faira_form.A4_8_trigger_pathway == "used as decision support (human makes final decision)" %}</w:t>
       </w:r>
     </w:p>
     <w:p>
       <w:pPr>
         <w:spacing w:before="60" w:after="60"/>
         <w:rPr>
-          <w:lang w:val="en-AU"/>
-        </w:rPr>
-      </w:pPr>
-      <w:r>
-        <w:rPr>
-          <w:lang w:val="en-AU"/>
-        </w:rPr>
-        <w:t>The assessment indicates that AI outputs may be accessible in ways that could lead to unauthorised access. Relevant scenarios include {{ faira_form.A4_5_scenarios | format_list }}.</w:t>
+          <w:highlight w:val="yellow"/>
+        </w:rPr>
+      </w:pPr>
+      <w:r>
+        <w:rPr>
+          <w:highlight w:val="yellow"/>
+        </w:rPr>
+        <w:t>AI outputs are used to inform human decision-making, with a human decision-maker retaining final authority for action.</w:t>
       </w:r>
     </w:p>
     <w:p>
       <w:pPr>
         <w:spacing w:before="60" w:after="60"/>
         <w:rPr>
-          <w:lang w:val="en-AU"/>
-        </w:rPr>
-      </w:pPr>
-      <w:r>
-        <w:rPr>
-          <w:lang w:val="en-AU"/>
+          <w:highlight w:val="yellow"/>
+        </w:rPr>
+      </w:pPr>
+      <w:r>
+        <w:rPr>
+          <w:highlight w:val="yellow"/>
         </w:rPr>
         <w:t>{%p else %}</w:t>
       </w:r>
@@ -7522,356 +7748,28 @@
       <w:pPr>
         <w:spacing w:before="60" w:after="60"/>
         <w:rPr>
-          <w:lang w:val="en-AU"/>
-        </w:rPr>
-      </w:pPr>
-      <w:r>
-        <w:rPr>
-          <w:lang w:val="en-AU"/>
-        </w:rPr>
-        <w:t>The assessment indicates that unauthorised access to AI outputs has not been identified within the scope of this assessment.</w:t>
+          <w:highlight w:val="yellow"/>
+        </w:rPr>
+      </w:pPr>
+      <w:r>
+        <w:rPr>
+          <w:highlight w:val="yellow"/>
+        </w:rPr>
+        <w:t>The trigger pathway through which AI outputs lead to action has not been clearly specified, which has been identified as a governance and accountability risk.</w:t>
       </w:r>
     </w:p>
     <w:p>
       <w:pPr>
         <w:spacing w:before="60" w:after="60"/>
         <w:rPr>
-          <w:lang w:val="en-AU"/>
-        </w:rPr>
-      </w:pPr>
-      <w:r>
-        <w:rPr>
-          <w:lang w:val="en-AU"/>
+          <w:highlight w:val="yellow"/>
+        </w:rPr>
+      </w:pPr>
+      <w:r>
+        <w:rPr>
+          <w:highlight w:val="yellow"/>
         </w:rPr>
         <w:t>{%p endif %}</w:t>
-      </w:r>
-    </w:p>
-    <w:p>
-      <w:pPr>
-        <w:spacing w:before="60" w:after="60"/>
-        <w:rPr>
-          <w:lang w:val="en-AU"/>
-        </w:rPr>
-      </w:pPr>
-      <w:r>
-        <w:rPr>
-          <w:lang w:val="en-AU"/>
-        </w:rPr>
-        <w:t>{%p if faira_form.A4_6 == "Yes" %}</w:t>
-      </w:r>
-    </w:p>
-    <w:p>
-      <w:pPr>
-        <w:spacing w:before="60" w:after="60"/>
-        <w:rPr>
-          <w:lang w:val="en-AU"/>
-        </w:rPr>
-      </w:pPr>
-      <w:r>
-        <w:rPr>
-          <w:lang w:val="en-AU"/>
-        </w:rPr>
-        <w:t>The AI outputs have been identified as potentially including regulated or sensitive information. The categories of regulated or sensitive data involved include {{ faira_form.A4_6_data_types | format_list }}.</w:t>
-      </w:r>
-    </w:p>
-    <w:p>
-      <w:pPr>
-        <w:spacing w:before="60" w:after="60"/>
-        <w:rPr>
-          <w:lang w:val="en-AU"/>
-        </w:rPr>
-      </w:pPr>
-      <w:r>
-        <w:rPr>
-          <w:lang w:val="en-AU"/>
-        </w:rPr>
-        <w:t>{%p else %}</w:t>
-      </w:r>
-    </w:p>
-    <w:p>
-      <w:pPr>
-        <w:spacing w:before="60" w:after="60"/>
-        <w:rPr>
-          <w:lang w:val="en-AU"/>
-        </w:rPr>
-      </w:pPr>
-      <w:r>
-        <w:rPr>
-          <w:lang w:val="en-AU"/>
-        </w:rPr>
-        <w:t>The AI outputs have not been identified as including regulated or sensitive information.</w:t>
-      </w:r>
-    </w:p>
-    <w:p>
-      <w:pPr>
-        <w:spacing w:before="60" w:after="60"/>
-        <w:rPr>
-          <w:lang w:val="en-AU"/>
-        </w:rPr>
-      </w:pPr>
-      <w:r>
-        <w:rPr>
-          <w:lang w:val="en-AU"/>
-        </w:rPr>
-        <w:t>{%p endif %}</w:t>
-      </w:r>
-    </w:p>
-    <w:p>
-      <w:pPr>
-        <w:spacing w:before="60" w:after="60"/>
-      </w:pPr>
-      <w:r>
-        <w:t>{%p if faira_form.A4_7 == "Yes" %}</w:t>
-      </w:r>
-    </w:p>
-    <w:p>
-      <w:pPr>
-        <w:spacing w:before="60" w:after="60"/>
-      </w:pPr>
-      <w:r>
-        <w:t>The assessment indicates that AI outputs may contain personally identifiable information (PII). The PII categories identified include {{ faira_form.A4_7_pii_types | format_list if faira_form.A4_7_pii_types else "type(s) not specified" }}. Access to outputs containing PII is described as {{ faira_form.A4_7_access_scope if faira_form.A4_7_access_scope else "not specified" }}. Controls limiting access to outputs containing PII include {{ faira_form.A4_7_access_controls | format_list if faira_form.A4_7_access_controls else "control(s) not specified" }}.</w:t>
-      </w:r>
-    </w:p>
-    <w:p>
-      <w:pPr>
-        <w:spacing w:before="60" w:after="60"/>
-      </w:pPr>
-      <w:r>
-        <w:t>{% if faira_form.A4_7_notes %}. Additional notes: {{ faira_form.A4_7_notes }}.</w:t>
-      </w:r>
-    </w:p>
-    <w:p>
-      <w:pPr>
-        <w:spacing w:before="60" w:after="60"/>
-      </w:pPr>
-      <w:r>
-        <w:t>{% endif %}</w:t>
-      </w:r>
-    </w:p>
-    <w:p>
-      <w:pPr>
-        <w:spacing w:before="60" w:after="60"/>
-      </w:pPr>
-      <w:r>
-        <w:t>{%p else %}</w:t>
-      </w:r>
-    </w:p>
-    <w:p>
-      <w:pPr>
-        <w:spacing w:before="60" w:after="60"/>
-      </w:pPr>
-      <w:r>
-        <w:t>The assessment indicates that AI outputs are not expected to contain personally identifiable information (PII).</w:t>
-      </w:r>
-    </w:p>
-    <w:p>
-      <w:pPr>
-        <w:spacing w:before="60" w:after="60"/>
-      </w:pPr>
-      <w:r>
-        <w:t>{%p endif %}</w:t>
-      </w:r>
-    </w:p>
-    <w:p>
-      <w:pPr>
-        <w:spacing w:before="60" w:after="60"/>
-      </w:pPr>
-      <w:r>
-        <w:t>{%p if faira_form.A4_8 == "Yes" %}</w:t>
-      </w:r>
-    </w:p>
-    <w:p>
-      <w:pPr>
-        <w:spacing w:before="60" w:after="60"/>
-      </w:pPr>
-      <w:r>
-        <w:t xml:space="preserve">The assessment indicates that AI outputs may directly trigger actions with legal or regulatory effect. The types of actions identified include {{ faira_form.A4_8_action_types | format_list if faira_form.A4_8_action_types else "type(s) not specified" }}. </w:t>
-      </w:r>
-    </w:p>
-    <w:p>
-      <w:pPr>
-        <w:spacing w:before="60" w:after="60"/>
-        <w:rPr>
-          <w:highlight w:val="yellow"/>
-        </w:rPr>
-      </w:pPr>
-      <w:r>
-        <w:rPr>
-          <w:highlight w:val="yellow"/>
-        </w:rPr>
-        <w:t>{%</w:t>
-      </w:r>
-      <w:r>
-        <w:rPr>
-          <w:highlight w:val="yellow"/>
-        </w:rPr>
-        <w:t>p</w:t>
-      </w:r>
-      <w:r>
-        <w:rPr>
-          <w:highlight w:val="yellow"/>
-        </w:rPr>
-        <w:t xml:space="preserve"> if faira_form.A4_8_trigger_pathway == "automatically triggered (no human review)" %}</w:t>
-      </w:r>
-    </w:p>
-    <w:p>
-      <w:pPr>
-        <w:spacing w:before="60" w:after="60"/>
-        <w:rPr>
-          <w:highlight w:val="yellow"/>
-        </w:rPr>
-      </w:pPr>
-      <w:r>
-        <w:rPr>
-          <w:highlight w:val="yellow"/>
-        </w:rPr>
-        <w:t>These actions are automatically initiated based on AI outputs, without human review or approval prior to execution. This pathway concentrates accountability and contestability risk within system design and governance controls.</w:t>
-      </w:r>
-    </w:p>
-    <w:p>
-      <w:pPr>
-        <w:spacing w:before="60" w:after="60"/>
-        <w:rPr>
-          <w:highlight w:val="yellow"/>
-        </w:rPr>
-      </w:pPr>
-      <w:r>
-        <w:rPr>
-          <w:highlight w:val="yellow"/>
-        </w:rPr>
-        <w:t>{%</w:t>
-      </w:r>
-      <w:r>
-        <w:rPr>
-          <w:highlight w:val="yellow"/>
-        </w:rPr>
-        <w:t>p</w:t>
-      </w:r>
-      <w:r>
-        <w:rPr>
-          <w:highlight w:val="yellow"/>
-        </w:rPr>
-        <w:t xml:space="preserve"> elif faira_form.A4_8_trigger_pathway == "automatically triggered after human approval" %}</w:t>
-      </w:r>
-    </w:p>
-    <w:p>
-      <w:pPr>
-        <w:spacing w:before="60" w:after="60"/>
-        <w:rPr>
-          <w:highlight w:val="yellow"/>
-        </w:rPr>
-      </w:pPr>
-      <w:r>
-        <w:rPr>
-          <w:highlight w:val="yellow"/>
-        </w:rPr>
-        <w:t>These actions are automatically initiated following explicit human approval of AI outputs, establishing a human-in-the-loop control prior to execution.</w:t>
-      </w:r>
-    </w:p>
-    <w:p>
-      <w:pPr>
-        <w:spacing w:before="60" w:after="60"/>
-        <w:rPr>
-          <w:highlight w:val="yellow"/>
-        </w:rPr>
-      </w:pPr>
-      <w:r>
-        <w:rPr>
-          <w:highlight w:val="yellow"/>
-        </w:rPr>
-        <w:t>{%</w:t>
-      </w:r>
-      <w:r>
-        <w:rPr>
-          <w:highlight w:val="yellow"/>
-        </w:rPr>
-        <w:t>p</w:t>
-      </w:r>
-      <w:r>
-        <w:rPr>
-          <w:highlight w:val="yellow"/>
-        </w:rPr>
-        <w:t xml:space="preserve"> elif faira_form.A4_8_trigger_pathway == "used as decision support (human makes final decision)" %}</w:t>
-      </w:r>
-    </w:p>
-    <w:p>
-      <w:pPr>
-        <w:spacing w:before="60" w:after="60"/>
-        <w:rPr>
-          <w:highlight w:val="yellow"/>
-        </w:rPr>
-      </w:pPr>
-      <w:r>
-        <w:rPr>
-          <w:highlight w:val="yellow"/>
-        </w:rPr>
-        <w:t>AI outputs are used to inform human decision-making, with a human decision-maker retaining final authority for action.</w:t>
-      </w:r>
-    </w:p>
-    <w:p>
-      <w:pPr>
-        <w:spacing w:before="60" w:after="60"/>
-        <w:rPr>
-          <w:highlight w:val="yellow"/>
-        </w:rPr>
-      </w:pPr>
-      <w:r>
-        <w:rPr>
-          <w:highlight w:val="yellow"/>
-        </w:rPr>
-        <w:t>{%</w:t>
-      </w:r>
-      <w:r>
-        <w:rPr>
-          <w:highlight w:val="yellow"/>
-        </w:rPr>
-        <w:t>p</w:t>
-      </w:r>
-      <w:r>
-        <w:rPr>
-          <w:highlight w:val="yellow"/>
-        </w:rPr>
-        <w:t xml:space="preserve"> else %}</w:t>
-      </w:r>
-    </w:p>
-    <w:p>
-      <w:pPr>
-        <w:spacing w:before="60" w:after="60"/>
-        <w:rPr>
-          <w:highlight w:val="yellow"/>
-        </w:rPr>
-      </w:pPr>
-      <w:r>
-        <w:rPr>
-          <w:highlight w:val="yellow"/>
-        </w:rPr>
-        <w:t>The trigger pathway through which AI outputs lead to action has not been clearly specified, which has been identified as a governance and accountability risk.</w:t>
-      </w:r>
-    </w:p>
-    <w:p>
-      <w:pPr>
-        <w:spacing w:before="60" w:after="60"/>
-        <w:rPr>
-          <w:highlight w:val="yellow"/>
-        </w:rPr>
-      </w:pPr>
-      <w:r>
-        <w:rPr>
-          <w:highlight w:val="yellow"/>
-        </w:rPr>
-        <w:t>{%</w:t>
-      </w:r>
-      <w:r>
-        <w:rPr>
-          <w:highlight w:val="yellow"/>
-        </w:rPr>
-        <w:t>p</w:t>
-      </w:r>
-      <w:r>
-        <w:rPr>
-          <w:highlight w:val="yellow"/>
-        </w:rPr>
-        <w:t xml:space="preserve"> endif %}</w:t>
       </w:r>
     </w:p>
     <w:p>
@@ -20500,7 +20398,7 @@
         <w:rPr>
           <w:highlight w:val="yellow"/>
         </w:rPr>
-        <w:t>{%p %}</w:t>
+        <w:t/>
       </w:r>
     </w:p>
     <w:p>
@@ -20528,7 +20426,7 @@
         <w:rPr>
           <w:highlight w:val="yellow"/>
         </w:rPr>
-        <w:t>{%p %}</w:t>
+        <w:t/>
       </w:r>
     </w:p>
     <w:p>
